--- a/Come raggiungere Villa Sol.docx
+++ b/Come raggiungere Villa Sol.docx
@@ -48,6 +48,7 @@
         <w:rPr>
           <w:b/>
           <w:bCs/>
+          <w:noProof/>
         </w:rPr>
         <w:drawing>
           <wp:inline distT="0" distB="0" distL="0" distR="0" wp14:anchorId="41F66455" wp14:editId="26070120">
@@ -221,31 +222,7 @@
           <w:bCs/>
           <w:color w:val="000000" w:themeColor="text1"/>
         </w:rPr>
-        <w:t xml:space="preserve">SE ARRIVI </w:t>
-      </w:r>
-      <w:r>
-        <w:rPr>
-          <w:b/>
-          <w:bCs/>
-          <w:color w:val="000000" w:themeColor="text1"/>
-        </w:rPr>
-        <w:t xml:space="preserve">DA </w:t>
-      </w:r>
-      <w:r>
-        <w:rPr>
-          <w:b/>
-          <w:bCs/>
-          <w:color w:val="45B0E1" w:themeColor="accent1" w:themeTint="99"/>
-        </w:rPr>
-        <w:t>SORRENTO</w:t>
-      </w:r>
-      <w:r>
-        <w:rPr>
-          <w:b/>
-          <w:bCs/>
-          <w:color w:val="000000" w:themeColor="text1"/>
-        </w:rPr>
-        <w:t>:</w:t>
+        <w:t>SE ARRIVI DA SORRENTO:</w:t>
       </w:r>
     </w:p>
     <w:p>
@@ -465,31 +442,7 @@
           <w:bCs/>
           <w:color w:val="000000" w:themeColor="text1"/>
         </w:rPr>
-        <w:t>SE ARRIVI DA</w:t>
-      </w:r>
-      <w:r>
-        <w:rPr>
-          <w:b/>
-          <w:bCs/>
-          <w:color w:val="000000" w:themeColor="text1"/>
-        </w:rPr>
-        <w:t xml:space="preserve"> </w:t>
-      </w:r>
-      <w:r>
-        <w:rPr>
-          <w:b/>
-          <w:bCs/>
-          <w:color w:val="45B0E1" w:themeColor="accent1" w:themeTint="99"/>
-        </w:rPr>
-        <w:t>SANT’AGATA</w:t>
-      </w:r>
-      <w:r>
-        <w:rPr>
-          <w:b/>
-          <w:bCs/>
-          <w:color w:val="000000" w:themeColor="text1"/>
-        </w:rPr>
-        <w:t>:</w:t>
+        <w:t>SE ARRIVI DA SANT’AGATA:</w:t>
       </w:r>
     </w:p>
     <w:p>
@@ -717,7 +670,6 @@
         <w:t>Ci vediamo al matrimonio!</w:t>
       </w:r>
     </w:p>
-    <w:p/>
     <w:sectPr>
       <w:pgSz w:w="11906" w:h="16838"/>
       <w:pgMar w:top="1417" w:right="1134" w:bottom="1134" w:left="1134" w:header="708" w:footer="708" w:gutter="0"/>
@@ -1331,6 +1283,7 @@
   <w:style w:type="character" w:default="1" w:styleId="DefaultParagraphFont">
     <w:name w:val="Default Paragraph Font"/>
     <w:uiPriority w:val="1"/>
+    <w:semiHidden/>
     <w:unhideWhenUsed/>
   </w:style>
   <w:style w:type="table" w:default="1" w:styleId="TableNormal">
